--- a/spa/docx/22.content.docx
+++ b/spa/docx/22.content.docx
@@ -19,7 +19,7 @@
         <w:rPr>
           <w:lang w:val="es_ES" w:bidi="es_ES"/>
         </w:rPr>
-        <w:t>Resource: Notas de Estudio - Introducciones a los Libros (Tyndale)</w:t>
+        <w:t>Resource: Tyndale Open Study Notes</w:t>
       </w:r>
       <w:r>
         <w:rPr>
@@ -112,7 +112,7 @@
         <w:rPr>
           <w:lang w:val="es_ES" w:bidi="es_ES"/>
         </w:rPr>
-        <w:t>Notas de Estudio - Introducciones a los Libros (Tyndale)</w:t>
+        <w:t>Tyndale Open Study Notes</w:t>
       </w:r>
     </w:p>
     <w:p>

--- a/spa/docx/22.content.docx
+++ b/spa/docx/22.content.docx
@@ -19,7 +19,7 @@
         <w:rPr>
           <w:lang w:val="es_ES" w:bidi="es_ES"/>
         </w:rPr>
-        <w:t>Resource: Tyndale Open Study Notes</w:t>
+        <w:t>Resource: Aquifer Open Study Notes (Book Intros)</w:t>
       </w:r>
       <w:r>
         <w:rPr>
@@ -112,7 +112,7 @@
         <w:rPr>
           <w:lang w:val="es_ES" w:bidi="es_ES"/>
         </w:rPr>
-        <w:t>Tyndale Open Study Notes</w:t>
+        <w:t>Aquifer Open Study Notes (Book Intros)</w:t>
       </w:r>
     </w:p>
     <w:p>

--- a/spa/docx/22.content.docx
+++ b/spa/docx/22.content.docx
@@ -284,18 +284,12 @@
         </w:rPr>
         <w:t xml:space="preserve">” a continuación; ver también </w:t>
       </w:r>
-      <w:hyperlink r:id="rId13">
-        <w:r>
-          <w:rPr>
-            <w:lang w:val="es_ES" w:bidi="es_ES"/>
-          </w:rPr>
-          <w:rPr>
-            <w:color w:val="0000EE"/>
-            <w:u w:val="single"/>
-          </w:rPr>
-          <w:t>1:1</w:t>
-        </w:r>
-      </w:hyperlink>
+      <w:r>
+        <w:rPr>
+          <w:lang w:val="es_ES" w:bidi="es_ES"/>
+        </w:rPr>
+        <w:t>1:1</w:t>
+      </w:r>
       <w:r>
         <w:rPr>
           <w:lang w:val="es_ES" w:bidi="es_ES"/>
@@ -355,72 +349,48 @@
         </w:rPr>
         <w:t>Otro problema con aceptar a Salomón como el único autor es que no fue un buen ejemplo de amor piadoso; fue precisamente su amor por muchas mujeres extranjeras lo que lo alejó del Señor (</w:t>
       </w:r>
-      <w:hyperlink r:id="rId14">
-        <w:r>
-          <w:rPr>
-            <w:lang w:val="es_ES" w:bidi="es_ES"/>
-          </w:rPr>
-          <w:rPr>
-            <w:color w:val="0000EE"/>
-            <w:u w:val="single"/>
-          </w:rPr>
-          <w:t>1 Re 11:1–13</w:t>
-        </w:r>
-      </w:hyperlink>
+      <w:r>
+        <w:rPr>
+          <w:lang w:val="es_ES" w:bidi="es_ES"/>
+        </w:rPr>
+        <w:t>1 Re 11:1–13</w:t>
+      </w:r>
       <w:r>
         <w:rPr>
           <w:lang w:val="es_ES" w:bidi="es_ES"/>
         </w:rPr>
         <w:t xml:space="preserve">). De hecho, la única referencia positiva a Salomón en el Cantar está en </w:t>
       </w:r>
-      <w:hyperlink r:id="rId15">
-        <w:r>
-          <w:rPr>
-            <w:lang w:val="es_ES" w:bidi="es_ES"/>
-          </w:rPr>
-          <w:rPr>
-            <w:color w:val="0000EE"/>
-            <w:u w:val="single"/>
-          </w:rPr>
-          <w:t>Cantar 3:6–11</w:t>
-        </w:r>
-      </w:hyperlink>
+      <w:r>
+        <w:rPr>
+          <w:lang w:val="es_ES" w:bidi="es_ES"/>
+        </w:rPr>
+        <w:t>Cantar 3:6–11</w:t>
+      </w:r>
       <w:r>
         <w:rPr>
           <w:lang w:val="es_ES" w:bidi="es_ES"/>
         </w:rPr>
         <w:t xml:space="preserve">; mientras tanto, </w:t>
       </w:r>
-      <w:hyperlink r:id="rId16">
-        <w:r>
-          <w:rPr>
-            <w:lang w:val="es_ES" w:bidi="es_ES"/>
-          </w:rPr>
-          <w:rPr>
-            <w:color w:val="0000EE"/>
-            <w:u w:val="single"/>
-          </w:rPr>
-          <w:t>8:11–12</w:t>
-        </w:r>
-      </w:hyperlink>
+      <w:r>
+        <w:rPr>
+          <w:lang w:val="es_ES" w:bidi="es_ES"/>
+        </w:rPr>
+        <w:t>8:11–12</w:t>
+      </w:r>
       <w:r>
         <w:rPr>
           <w:lang w:val="es_ES" w:bidi="es_ES"/>
         </w:rPr>
         <w:t xml:space="preserve"> lo presenta negativamente y </w:t>
       </w:r>
-      <w:hyperlink r:id="rId17">
-        <w:r>
-          <w:rPr>
-            <w:lang w:val="es_ES" w:bidi="es_ES"/>
-          </w:rPr>
-          <w:rPr>
-            <w:color w:val="0000EE"/>
-            <w:u w:val="single"/>
-          </w:rPr>
-          <w:t>1:5</w:t>
-        </w:r>
-      </w:hyperlink>
+      <w:r>
+        <w:rPr>
+          <w:lang w:val="es_ES" w:bidi="es_ES"/>
+        </w:rPr>
+        <w:t>1:5</w:t>
+      </w:r>
       <w:r>
         <w:rPr>
           <w:lang w:val="es_ES" w:bidi="es_ES"/>
@@ -578,90 +548,60 @@
         </w:rPr>
         <w:t>Si hubo una mujer favorita en la vida de Salomón, las Escrituras sugieren que fue la hija del faraón, con quien se casó muy temprano (</w:t>
       </w:r>
-      <w:hyperlink r:id="rId18">
-        <w:r>
-          <w:rPr>
-            <w:lang w:val="es_ES" w:bidi="es_ES"/>
-          </w:rPr>
-          <w:rPr>
-            <w:color w:val="0000EE"/>
-            <w:u w:val="single"/>
-          </w:rPr>
-          <w:t>1 Re 3:1</w:t>
-        </w:r>
-      </w:hyperlink>
+      <w:r>
+        <w:rPr>
+          <w:lang w:val="es_ES" w:bidi="es_ES"/>
+        </w:rPr>
+        <w:t>1 Re 3:1</w:t>
+      </w:r>
       <w:r>
         <w:rPr>
           <w:lang w:val="es_ES" w:bidi="es_ES"/>
         </w:rPr>
         <w:t xml:space="preserve">; </w:t>
       </w:r>
-      <w:hyperlink r:id="rId19">
-        <w:r>
-          <w:rPr>
-            <w:lang w:val="es_ES" w:bidi="es_ES"/>
-          </w:rPr>
-          <w:rPr>
-            <w:color w:val="0000EE"/>
-            <w:u w:val="single"/>
-          </w:rPr>
-          <w:t>7:8</w:t>
-        </w:r>
-      </w:hyperlink>
+      <w:r>
+        <w:rPr>
+          <w:lang w:val="es_ES" w:bidi="es_ES"/>
+        </w:rPr>
+        <w:t>7:8</w:t>
+      </w:r>
       <w:r>
         <w:rPr>
           <w:lang w:val="es_ES" w:bidi="es_ES"/>
         </w:rPr>
         <w:t xml:space="preserve">; </w:t>
       </w:r>
-      <w:hyperlink r:id="rId20">
-        <w:r>
-          <w:rPr>
-            <w:lang w:val="es_ES" w:bidi="es_ES"/>
-          </w:rPr>
-          <w:rPr>
-            <w:color w:val="0000EE"/>
-            <w:u w:val="single"/>
-          </w:rPr>
-          <w:t>9:24</w:t>
-        </w:r>
-      </w:hyperlink>
+      <w:r>
+        <w:rPr>
+          <w:lang w:val="es_ES" w:bidi="es_ES"/>
+        </w:rPr>
+        <w:t>9:24</w:t>
+      </w:r>
       <w:r>
         <w:rPr>
           <w:lang w:val="es_ES" w:bidi="es_ES"/>
         </w:rPr>
         <w:t xml:space="preserve">; </w:t>
       </w:r>
-      <w:hyperlink r:id="rId21">
-        <w:r>
-          <w:rPr>
-            <w:lang w:val="es_ES" w:bidi="es_ES"/>
-          </w:rPr>
-          <w:rPr>
-            <w:color w:val="0000EE"/>
-            <w:u w:val="single"/>
-          </w:rPr>
-          <w:t>11:1</w:t>
-        </w:r>
-      </w:hyperlink>
+      <w:r>
+        <w:rPr>
+          <w:lang w:val="es_ES" w:bidi="es_ES"/>
+        </w:rPr>
+        <w:t>11:1</w:t>
+      </w:r>
       <w:r>
         <w:rPr>
           <w:lang w:val="es_ES" w:bidi="es_ES"/>
         </w:rPr>
         <w:t xml:space="preserve">), no la mujer trabajadora de los rebaños y viñedos del rey que se muestra en el Cantar. Además, esta canción de amor verdadero no es muy creíble si la mujer era una de las muchas mujeres de Salomón que se mencionan en </w:t>
       </w:r>
-      <w:hyperlink r:id="rId22">
-        <w:r>
-          <w:rPr>
-            <w:lang w:val="es_ES" w:bidi="es_ES"/>
-          </w:rPr>
-          <w:rPr>
-            <w:color w:val="0000EE"/>
-            <w:u w:val="single"/>
-          </w:rPr>
-          <w:t>Cantares 6:8</w:t>
-        </w:r>
-      </w:hyperlink>
+      <w:r>
+        <w:rPr>
+          <w:lang w:val="es_ES" w:bidi="es_ES"/>
+        </w:rPr>
+        <w:t>Cantares 6:8</w:t>
+      </w:r>
       <w:r>
         <w:rPr>
           <w:lang w:val="es_ES" w:bidi="es_ES"/>
@@ -682,90 +622,60 @@
         </w:rPr>
         <w:t>El Cantar como un Drama de Tres Personajes. Observando las dificultades con la trama de dos personajes, varios estudiosos recientes se han convencido de que el Cantar en realidad describe un drama de tres personajes. Esto sugeriría una trama más complicada: La mujer en realidad ama a un pastor, no al rey, pero desafortunadamente se encuentra en el harén de Salomón como concubina, probablemente porque no puede pagar una deuda de mil piezas de plata, que debe como cuidadora de los viñedos del rey (</w:t>
       </w:r>
-      <w:hyperlink r:id="rId16">
-        <w:r>
-          <w:rPr>
-            <w:lang w:val="es_ES" w:bidi="es_ES"/>
-          </w:rPr>
-          <w:rPr>
-            <w:color w:val="0000EE"/>
-            <w:u w:val="single"/>
-          </w:rPr>
-          <w:t>8:11–12</w:t>
-        </w:r>
-      </w:hyperlink>
+      <w:r>
+        <w:rPr>
+          <w:lang w:val="es_ES" w:bidi="es_ES"/>
+        </w:rPr>
+        <w:t>8:11–12</w:t>
+      </w:r>
       <w:r>
         <w:rPr>
           <w:lang w:val="es_ES" w:bidi="es_ES"/>
         </w:rPr>
         <w:t>). Ella no puede pagar porque sus hermanos enojados la han obligado a cuidar viñedos que no son suyos (</w:t>
       </w:r>
-      <w:hyperlink r:id="rId23">
-        <w:r>
-          <w:rPr>
-            <w:lang w:val="es_ES" w:bidi="es_ES"/>
-          </w:rPr>
-          <w:rPr>
-            <w:color w:val="0000EE"/>
-            <w:u w:val="single"/>
-          </w:rPr>
-          <w:t>1:6</w:t>
-        </w:r>
-      </w:hyperlink>
+      <w:r>
+        <w:rPr>
+          <w:lang w:val="es_ES" w:bidi="es_ES"/>
+        </w:rPr>
+        <w:t>1:6</w:t>
+      </w:r>
       <w:r>
         <w:rPr>
           <w:lang w:val="es_ES" w:bidi="es_ES"/>
         </w:rPr>
         <w:t>). Así que, aunque ella está en la muy cercana y potencialmente íntima presencia del rey en el palacio de la ciudad (</w:t>
       </w:r>
-      <w:hyperlink r:id="rId24">
-        <w:r>
-          <w:rPr>
-            <w:lang w:val="es_ES" w:bidi="es_ES"/>
-          </w:rPr>
-          <w:rPr>
-            <w:color w:val="0000EE"/>
-            <w:u w:val="single"/>
-          </w:rPr>
-          <w:t>1:12</w:t>
-        </w:r>
-      </w:hyperlink>
+      <w:r>
+        <w:rPr>
+          <w:lang w:val="es_ES" w:bidi="es_ES"/>
+        </w:rPr>
+        <w:t>1:12</w:t>
+      </w:r>
       <w:r>
         <w:rPr>
           <w:lang w:val="es_ES" w:bidi="es_ES"/>
         </w:rPr>
         <w:t>), sus pensamientos apasionados están intensamente enfocados en su amor por un pastor común en el campo (</w:t>
       </w:r>
-      <w:hyperlink r:id="rId25">
-        <w:r>
-          <w:rPr>
-            <w:lang w:val="es_ES" w:bidi="es_ES"/>
-          </w:rPr>
-          <w:rPr>
-            <w:color w:val="0000EE"/>
-            <w:u w:val="single"/>
-          </w:rPr>
-          <w:t>1:7</w:t>
-        </w:r>
-      </w:hyperlink>
+      <w:r>
+        <w:rPr>
+          <w:lang w:val="es_ES" w:bidi="es_ES"/>
+        </w:rPr>
+        <w:t>1:7</w:t>
+      </w:r>
       <w:r>
         <w:rPr>
           <w:lang w:val="es_ES" w:bidi="es_ES"/>
         </w:rPr>
         <w:t>). Este ferviente afecto la impulsa a escapar con su verdadero amor al campo, donde declaran su amor mutuo en matrimonio. Tres separaciones de la pareja se relatan en la canción, y la agonía de la separación es tan intensa como su éxtasis cuando están juntos. Después de que la mujer escapa y vive con su esposo pastor, puede contratar cuidadores para cosechar su cultivo y pagar la deuda a Salomón. Ahora ella y su amado son libres para seguir viviendo y amándose juntos en el campo (</w:t>
       </w:r>
-      <w:hyperlink r:id="rId26">
-        <w:r>
-          <w:rPr>
-            <w:lang w:val="es_ES" w:bidi="es_ES"/>
-          </w:rPr>
-          <w:rPr>
-            <w:color w:val="0000EE"/>
-            <w:u w:val="single"/>
-          </w:rPr>
-          <w:t>8:12–14</w:t>
-        </w:r>
-      </w:hyperlink>
+      <w:r>
+        <w:rPr>
+          <w:lang w:val="es_ES" w:bidi="es_ES"/>
+        </w:rPr>
+        <w:t>8:12–14</w:t>
+      </w:r>
       <w:r>
         <w:rPr>
           <w:lang w:val="es_ES" w:bidi="es_ES"/>
@@ -853,18 +763,12 @@
         </w:rPr>
         <w:t xml:space="preserve">El hombre y la mujer en el Cantar de los Cantares hablan en los términos más románticos, describiendo anhelos sensuales y aludiendo a una relación física íntima. Sin embargo, nunca se describen explícitamente como casados, lo que lleva a algunos lectores a sugerir que el Cantar es un ejemplo de amor no casado en la Biblia. Tal lectura ignora obvias alusiones a la verdadera relación matrimonial entre el hombre y la mujer. El lenguaje de algunos de los pasajes indica claramente que la pareja está casada. Por ejemplo, el hombre ocasionalmente se refiere a la mujer como su "novia" (por ejemplo, </w:t>
       </w:r>
-      <w:hyperlink r:id="rId27">
-        <w:r>
-          <w:rPr>
-            <w:lang w:val="es_ES" w:bidi="es_ES"/>
-          </w:rPr>
-          <w:rPr>
-            <w:color w:val="0000EE"/>
-            <w:u w:val="single"/>
-          </w:rPr>
-          <w:t>4:8–12</w:t>
-        </w:r>
-      </w:hyperlink>
+      <w:r>
+        <w:rPr>
+          <w:lang w:val="es_ES" w:bidi="es_ES"/>
+        </w:rPr>
+        <w:t>4:8–12</w:t>
+      </w:r>
       <w:r>
         <w:rPr>
           <w:lang w:val="es_ES" w:bidi="es_ES"/>
@@ -885,54 +789,36 @@
         </w:rPr>
         <w:t xml:space="preserve">Aún más importante, ver a la pareja como no casada pero sexualmente íntima no toma en cuenta el contexto del Cantar. En el contexto del antiguo Israel, es esencialmente inconcebible que esta pareja no estuviera casada al tener una relación tan íntima. Un estudio de la historia del Antiguo Testamento (ver </w:t>
       </w:r>
-      <w:hyperlink r:id="rId28">
-        <w:r>
-          <w:rPr>
-            <w:lang w:val="es_ES" w:bidi="es_ES"/>
-          </w:rPr>
-          <w:rPr>
-            <w:color w:val="0000EE"/>
-            <w:u w:val="single"/>
-          </w:rPr>
-          <w:t>Gn 39</w:t>
-        </w:r>
-      </w:hyperlink>
+      <w:r>
+        <w:rPr>
+          <w:lang w:val="es_ES" w:bidi="es_ES"/>
+        </w:rPr>
+        <w:t>Gn 39</w:t>
+      </w:r>
       <w:r>
         <w:rPr>
           <w:lang w:val="es_ES" w:bidi="es_ES"/>
         </w:rPr>
         <w:t xml:space="preserve">), la ley (ver </w:t>
       </w:r>
-      <w:hyperlink r:id="rId29">
-        <w:r>
-          <w:rPr>
-            <w:lang w:val="es_ES" w:bidi="es_ES"/>
-          </w:rPr>
-          <w:rPr>
-            <w:color w:val="0000EE"/>
-            <w:u w:val="single"/>
-          </w:rPr>
-          <w:t>Ex 20:14</w:t>
-        </w:r>
-      </w:hyperlink>
+      <w:r>
+        <w:rPr>
+          <w:lang w:val="es_ES" w:bidi="es_ES"/>
+        </w:rPr>
+        <w:t>Ex 20:14</w:t>
+      </w:r>
       <w:r>
         <w:rPr>
           <w:lang w:val="es_ES" w:bidi="es_ES"/>
         </w:rPr>
         <w:t xml:space="preserve">) y la literatura de sabiduría (ver </w:t>
       </w:r>
-      <w:hyperlink r:id="rId30">
-        <w:r>
-          <w:rPr>
-            <w:lang w:val="es_ES" w:bidi="es_ES"/>
-          </w:rPr>
-          <w:rPr>
-            <w:color w:val="0000EE"/>
-            <w:u w:val="single"/>
-          </w:rPr>
-          <w:t>Pr 5–7</w:t>
-        </w:r>
-      </w:hyperlink>
+      <w:r>
+        <w:rPr>
+          <w:lang w:val="es_ES" w:bidi="es_ES"/>
+        </w:rPr>
+        <w:t>Pr 5–7</w:t>
+      </w:r>
       <w:r>
         <w:rPr>
           <w:lang w:val="es_ES" w:bidi="es_ES"/>
